--- a/frontend/public/assets/Mudit_Sinha_Resume.docx
+++ b/frontend/public/assets/Mudit_Sinha_Resume.docx
@@ -6,15 +6,23 @@
       <w:pPr>
         <w:spacing w:line="240" w:lineRule="auto"/>
         <w:rPr>
-          <w:sz w:val="20"/>
-          <w:szCs w:val="20"/>
+          <w:sz w:val="32"/>
+          <w:szCs w:val="32"/>
         </w:rPr>
       </w:pPr>
       <w:r>
         <w:rPr>
           <w:b/>
-          <w:sz w:val="20"/>
-          <w:szCs w:val="20"/>
+          <w:sz w:val="32"/>
+          <w:szCs w:val="32"/>
+        </w:rPr>
+        <w:t xml:space="preserve">                                                        </w:t>
+      </w:r>
+      <w:r>
+        <w:rPr>
+          <w:b/>
+          <w:sz w:val="32"/>
+          <w:szCs w:val="32"/>
         </w:rPr>
         <w:t>MUDIT SINHA</w:t>
       </w:r>
@@ -240,18 +248,83 @@
     <w:p>
       <w:pPr>
         <w:pStyle w:val="ListBullet"/>
-        <w:spacing w:line="240" w:lineRule="auto"/>
         <w:rPr>
+          <w:color w:val="000000" w:themeColor="text1"/>
           <w:sz w:val="20"/>
           <w:szCs w:val="20"/>
         </w:rPr>
       </w:pPr>
       <w:r>
         <w:rPr>
+          <w:color w:val="000000" w:themeColor="text1"/>
           <w:sz w:val="20"/>
           <w:szCs w:val="20"/>
         </w:rPr>
-        <w:t>Designed an AWS Bedrock integration adapter with model fallback handling for enterprise chatbot workflows, improving LLM response reliability.</w:t>
+        <w:t>Developed a </w:t>
+      </w:r>
+      <w:r>
+        <w:rPr>
+          <w:rStyle w:val="Strong"/>
+          <w:rFonts w:cs="Segoe UI"/>
+          <w:b w:val="0"/>
+          <w:bCs w:val="0"/>
+          <w:color w:val="000000" w:themeColor="text1"/>
+          <w:sz w:val="20"/>
+          <w:szCs w:val="20"/>
+        </w:rPr>
+        <w:t xml:space="preserve">smart </w:t>
+      </w:r>
+      <w:proofErr w:type="gramStart"/>
+      <w:r>
+        <w:rPr>
+          <w:rStyle w:val="Strong"/>
+          <w:rFonts w:cs="Segoe UI"/>
+          <w:b w:val="0"/>
+          <w:bCs w:val="0"/>
+          <w:color w:val="000000" w:themeColor="text1"/>
+          <w:sz w:val="20"/>
+          <w:szCs w:val="20"/>
+        </w:rPr>
+        <w:t>visualization recommendation</w:t>
+      </w:r>
+      <w:proofErr w:type="gramEnd"/>
+      <w:r>
+        <w:rPr>
+          <w:rStyle w:val="Strong"/>
+          <w:rFonts w:cs="Segoe UI"/>
+          <w:b w:val="0"/>
+          <w:bCs w:val="0"/>
+          <w:color w:val="000000" w:themeColor="text1"/>
+          <w:sz w:val="20"/>
+          <w:szCs w:val="20"/>
+        </w:rPr>
+        <w:t xml:space="preserve"> engine</w:t>
+      </w:r>
+      <w:r>
+        <w:rPr>
+          <w:color w:val="000000" w:themeColor="text1"/>
+          <w:sz w:val="20"/>
+          <w:szCs w:val="20"/>
+        </w:rPr>
+        <w:t xml:space="preserve"> that analyzes SQL structure (GROUP BY, aggregations, time columns, lat/lon) and result shape to auto-select chart type (bar, pie, line, area, scatter, map) with correct axis </w:t>
+      </w:r>
+      <w:proofErr w:type="gramStart"/>
+      <w:r>
+        <w:rPr>
+          <w:color w:val="000000" w:themeColor="text1"/>
+          <w:sz w:val="20"/>
+          <w:szCs w:val="20"/>
+        </w:rPr>
+        <w:t>mappings  eliminating</w:t>
+      </w:r>
+      <w:proofErr w:type="gramEnd"/>
+      <w:r>
+        <w:rPr>
+          <w:color w:val="000000" w:themeColor="text1"/>
+          <w:sz w:val="20"/>
+          <w:szCs w:val="20"/>
+        </w:rPr>
+        <w:t xml:space="preserve"> manual chart configuration for analysts</w:t>
       </w:r>
     </w:p>
     <w:p>
@@ -303,6 +376,145 @@
           <w:szCs w:val="20"/>
         </w:rPr>
         <w:t>Led UAT and release review cycles across 50+ repositories, resolving vulnerabilities and improving production stability and deployment readiness.</w:t>
+      </w:r>
+    </w:p>
+    <w:p>
+      <w:pPr>
+        <w:pStyle w:val="ListBullet"/>
+        <w:spacing w:line="240" w:lineRule="auto"/>
+        <w:rPr>
+          <w:sz w:val="20"/>
+          <w:szCs w:val="20"/>
+        </w:rPr>
+      </w:pPr>
+      <w:r>
+        <w:rPr>
+          <w:sz w:val="20"/>
+          <w:szCs w:val="20"/>
+        </w:rPr>
+        <w:t xml:space="preserve">Developed and deployed backend services using </w:t>
+      </w:r>
+      <w:r>
+        <w:rPr>
+          <w:sz w:val="20"/>
+          <w:szCs w:val="20"/>
+        </w:rPr>
+        <w:t>FastAP</w:t>
+      </w:r>
+      <w:r>
+        <w:rPr>
+          <w:b/>
+          <w:bCs/>
+          <w:sz w:val="20"/>
+          <w:szCs w:val="20"/>
+        </w:rPr>
+        <w:t xml:space="preserve">I and </w:t>
+      </w:r>
+      <w:r>
+        <w:rPr>
+          <w:sz w:val="20"/>
+          <w:szCs w:val="20"/>
+        </w:rPr>
+        <w:t>Docker</w:t>
+      </w:r>
+      <w:r>
+        <w:rPr>
+          <w:b/>
+          <w:bCs/>
+          <w:sz w:val="20"/>
+          <w:szCs w:val="20"/>
+        </w:rPr>
+        <w:t xml:space="preserve"> on </w:t>
+      </w:r>
+      <w:r>
+        <w:rPr>
+          <w:sz w:val="20"/>
+          <w:szCs w:val="20"/>
+        </w:rPr>
+        <w:t>AWS</w:t>
+      </w:r>
+      <w:r>
+        <w:rPr>
+          <w:sz w:val="20"/>
+          <w:szCs w:val="20"/>
+        </w:rPr>
+        <w:t>, improving system scalability and reliability by</w:t>
+      </w:r>
+      <w:r>
+        <w:rPr>
+          <w:sz w:val="20"/>
+          <w:szCs w:val="20"/>
+        </w:rPr>
+        <w:t xml:space="preserve"> 65%</w:t>
+      </w:r>
+    </w:p>
+    <w:p>
+      <w:pPr>
+        <w:pStyle w:val="ListBullet"/>
+        <w:spacing w:line="240" w:lineRule="auto"/>
+        <w:rPr>
+          <w:sz w:val="20"/>
+          <w:szCs w:val="20"/>
+        </w:rPr>
+      </w:pPr>
+      <w:r>
+        <w:rPr>
+          <w:sz w:val="20"/>
+          <w:szCs w:val="20"/>
+        </w:rPr>
+        <w:t>Implemented REST endpoints for Splunk authentication, search job creation, status polling, result retrieval, real-time export streaming, and HEC event ingestion</w:t>
+      </w:r>
+    </w:p>
+    <w:p>
+      <w:pPr>
+        <w:pStyle w:val="ListBullet"/>
+        <w:spacing w:line="240" w:lineRule="auto"/>
+        <w:rPr>
+          <w:sz w:val="20"/>
+          <w:szCs w:val="20"/>
+        </w:rPr>
+      </w:pPr>
+      <w:r>
+        <w:rPr>
+          <w:sz w:val="20"/>
+          <w:szCs w:val="20"/>
+        </w:rPr>
+        <w:t>Introduced asynchronous processing and caching strategies, reducing API response latency and improving throughput under concurrent enterprise usage</w:t>
+      </w:r>
+    </w:p>
+    <w:p>
+      <w:pPr>
+        <w:pStyle w:val="ListBullet"/>
+        <w:rPr>
+          <w:sz w:val="20"/>
+          <w:szCs w:val="20"/>
+        </w:rPr>
+      </w:pPr>
+      <w:r>
+        <w:rPr>
+          <w:sz w:val="20"/>
+          <w:szCs w:val="20"/>
+        </w:rPr>
+        <w:t>Built a </w:t>
+      </w:r>
+      <w:r>
+        <w:rPr>
+          <w:rStyle w:val="Strong"/>
+          <w:rFonts w:cs="Segoe UI"/>
+          <w:b w:val="0"/>
+          <w:bCs w:val="0"/>
+          <w:color w:val="000000" w:themeColor="text1"/>
+          <w:sz w:val="20"/>
+          <w:szCs w:val="20"/>
+        </w:rPr>
+        <w:t>tenant-aware prompt management system</w:t>
+      </w:r>
+      <w:r>
+        <w:rPr>
+          <w:sz w:val="20"/>
+          <w:szCs w:val="20"/>
+        </w:rPr>
+        <w:t> using Redis + MongoDB — all LLM prompts (intent classifier, keyword extractor, param extractor, duplicate validator, summarizer) are stored per-consumer in MongoDB and cached in Redis with TTL, enabling zero-downtime prompt updates without redeployment</w:t>
       </w:r>
     </w:p>
     <w:p>
@@ -408,6 +620,36 @@
       <w:pPr>
         <w:spacing w:line="240" w:lineRule="auto"/>
         <w:rPr>
+          <w:b/>
+          <w:sz w:val="20"/>
+          <w:szCs w:val="20"/>
+        </w:rPr>
+      </w:pPr>
+    </w:p>
+    <w:p>
+      <w:pPr>
+        <w:spacing w:line="240" w:lineRule="auto"/>
+        <w:rPr>
+          <w:b/>
+          <w:sz w:val="20"/>
+          <w:szCs w:val="20"/>
+        </w:rPr>
+      </w:pPr>
+    </w:p>
+    <w:p>
+      <w:pPr>
+        <w:spacing w:line="240" w:lineRule="auto"/>
+        <w:rPr>
+          <w:b/>
+          <w:sz w:val="20"/>
+          <w:szCs w:val="20"/>
+        </w:rPr>
+      </w:pPr>
+    </w:p>
+    <w:p>
+      <w:pPr>
+        <w:spacing w:line="240" w:lineRule="auto"/>
+        <w:rPr>
           <w:sz w:val="20"/>
           <w:szCs w:val="20"/>
         </w:rPr>
@@ -473,6 +715,37 @@
     </w:p>
     <w:p>
       <w:pPr>
+        <w:pStyle w:val="ListBullet"/>
+        <w:spacing w:line="240" w:lineRule="auto"/>
+        <w:rPr>
+          <w:sz w:val="20"/>
+          <w:szCs w:val="20"/>
+        </w:rPr>
+      </w:pPr>
+      <w:r>
+        <w:rPr>
+          <w:sz w:val="20"/>
+          <w:szCs w:val="20"/>
+        </w:rPr>
+        <w:t>Designed and built a standalone FastAPI microservice for conversational ServiceNow incident management, supporting </w:t>
+      </w:r>
+      <w:r>
+        <w:rPr>
+          <w:sz w:val="20"/>
+          <w:szCs w:val="20"/>
+        </w:rPr>
+        <w:t>search, create, and update</w:t>
+      </w:r>
+      <w:r>
+        <w:rPr>
+          <w:sz w:val="20"/>
+          <w:szCs w:val="20"/>
+        </w:rPr>
+        <w:t> flows with full multi-turn state management persisted in MongoDB</w:t>
+      </w:r>
+    </w:p>
+    <w:p>
+      <w:pPr>
         <w:spacing w:line="240" w:lineRule="auto"/>
         <w:rPr>
           <w:sz w:val="20"/>
@@ -490,18 +763,20 @@
     <w:p>
       <w:pPr>
         <w:pStyle w:val="ListBullet"/>
-        <w:spacing w:line="240" w:lineRule="auto"/>
-        <w:rPr>
-          <w:sz w:val="20"/>
-          <w:szCs w:val="20"/>
-        </w:rPr>
       </w:pPr>
       <w:r>
         <w:rPr>
           <w:sz w:val="20"/>
           <w:szCs w:val="20"/>
         </w:rPr>
-        <w:t>Architected a multi-agent coding assistant with 14 specialized agents for code generation, testing, evaluation, interview simulation, and system design guidance.</w:t>
+        <w:t>Architected a full-stack AI-powered coding assistant with 3 distinct modes (Normal, Interview, System Design) using a multi-agent pipeline of 14 specialized GPT-4o/4.1 agents, each with single-responsibility design and independently tuned temperature settings</w:t>
+      </w:r>
+      <w:r>
+        <w:rPr>
+          <w:sz w:val="20"/>
+          <w:szCs w:val="20"/>
+        </w:rPr>
+        <w:t>.</w:t>
       </w:r>
     </w:p>
     <w:p>
@@ -518,7 +793,6 @@
           <w:sz w:val="20"/>
           <w:szCs w:val="20"/>
         </w:rPr>
-        <w:lastRenderedPageBreak/>
         <w:t>Implemented multi-language execution/testing workflows (Python/JavaScript/Java) with persisted session history for repeatable interview preparation.</w:t>
       </w:r>
     </w:p>
@@ -552,24 +826,40 @@
           <w:sz w:val="20"/>
           <w:szCs w:val="20"/>
         </w:rPr>
-        <w:t>Developed a stateful, multi-source research agent that retrieves and synthesizes insights from Google, Bing, and Reddit using LangGraph node orchestration.</w:t>
+        <w:t>Developed a stateful, multi-source research agent that retrieves and synthesizes insights from Google, Bing, and Reddit using LangGraph node orchestration</w:t>
       </w:r>
-    </w:p>
-    <w:p>
-      <w:pPr>
-        <w:pStyle w:val="ListBullet"/>
-        <w:spacing w:line="240" w:lineRule="auto"/>
-        <w:rPr>
-          <w:sz w:val="20"/>
-          <w:szCs w:val="20"/>
-        </w:rPr>
-      </w:pPr>
       <w:r>
         <w:rPr>
           <w:sz w:val="20"/>
           <w:szCs w:val="20"/>
         </w:rPr>
-        <w:t>Added Reddit post/comment retrieval and source-level analysis to improve answer quality for fast-changing topics.</w:t>
+        <w:t xml:space="preserve"> reducing total search latency by 3x</w:t>
+      </w:r>
+      <w:r>
+        <w:rPr>
+          <w:sz w:val="20"/>
+          <w:szCs w:val="20"/>
+        </w:rPr>
+        <w:t>.</w:t>
+      </w:r>
+    </w:p>
+    <w:p>
+      <w:pPr>
+        <w:pStyle w:val="ListBullet"/>
+      </w:pPr>
+      <w:r>
+        <w:rPr>
+          <w:sz w:val="20"/>
+          <w:szCs w:val="20"/>
+        </w:rPr>
+        <w:t>Integrated Bright Data's SERP API and Reddit Dataset API for structured web scraping, with an async snapshot polling mechanism (up to 60 retries, 5s intervals) to handle long-running data collection jobs</w:t>
+      </w:r>
+      <w:r>
+        <w:rPr>
+          <w:sz w:val="20"/>
+          <w:szCs w:val="20"/>
+        </w:rPr>
+        <w:t>.</w:t>
       </w:r>
     </w:p>
     <w:p>
@@ -591,18 +881,117 @@
     <w:p>
       <w:pPr>
         <w:pStyle w:val="ListBullet"/>
-        <w:spacing w:line="240" w:lineRule="auto"/>
         <w:rPr>
           <w:sz w:val="20"/>
           <w:szCs w:val="20"/>
         </w:rPr>
       </w:pPr>
+      <w:r>
+        <w:rPr>
+          <w:rStyle w:val="Strong"/>
+          <w:rFonts w:cs="Segoe UI"/>
+          <w:b w:val="0"/>
+          <w:bCs w:val="0"/>
+          <w:color w:val="000000" w:themeColor="text1"/>
+          <w:sz w:val="20"/>
+          <w:szCs w:val="20"/>
+        </w:rPr>
+        <w:t>Built a multi-LLM chat orchestration backend</w:t>
+      </w:r>
       <w:r>
         <w:rPr>
           <w:sz w:val="20"/>
           <w:szCs w:val="20"/>
         </w:rPr>
-        <w:t>Built a generic Bedrock model invocation API with configurable generation parameters, retries, and fallback strategy to improve enterprise reliability.</w:t>
+        <w:t> using FastAPI and LangChain, supporting dynamic routing between OpenAI GPT and AWS Bedrock models with model metadata managed in MongoDB</w:t>
+      </w:r>
+    </w:p>
+    <w:p>
+      <w:pPr>
+        <w:pStyle w:val="ListBullet"/>
+        <w:rPr>
+          <w:sz w:val="20"/>
+          <w:szCs w:val="20"/>
+        </w:rPr>
+      </w:pPr>
+      <w:r>
+        <w:rPr>
+          <w:sz w:val="20"/>
+          <w:szCs w:val="20"/>
+        </w:rPr>
+        <w:t>Built a stateful multi-turn chat API using LangChain's RunnableWithMessageHistory</w:t>
+      </w:r>
+      <w:r>
+        <w:rPr>
+          <w:sz w:val="20"/>
+          <w:szCs w:val="20"/>
+        </w:rPr>
+        <w:t xml:space="preserve"> </w:t>
+      </w:r>
+      <w:r>
+        <w:rPr>
+          <w:sz w:val="20"/>
+          <w:szCs w:val="20"/>
+        </w:rPr>
+        <w:t>supporting conversation context persistence across sessions with automatic title generation via GPT-4o-mini</w:t>
+      </w:r>
+    </w:p>
+    <w:p>
+      <w:pPr>
+        <w:pStyle w:val="ListBullet"/>
+      </w:pPr>
+      <w:r>
+        <w:rPr>
+          <w:rStyle w:val="Strong"/>
+          <w:rFonts w:cs="Segoe UI"/>
+          <w:b w:val="0"/>
+          <w:bCs w:val="0"/>
+          <w:color w:val="000000" w:themeColor="text1"/>
+          <w:sz w:val="20"/>
+          <w:szCs w:val="20"/>
+        </w:rPr>
+        <w:t>Implemented a dual-layer AI safety pipeline</w:t>
+      </w:r>
+      <w:r>
+        <w:rPr>
+          <w:b/>
+          <w:bCs/>
+          <w:color w:val="000000" w:themeColor="text1"/>
+          <w:sz w:val="20"/>
+          <w:szCs w:val="20"/>
+        </w:rPr>
+        <w:t> by</w:t>
+      </w:r>
+      <w:r>
+        <w:rPr>
+          <w:color w:val="000000" w:themeColor="text1"/>
+          <w:sz w:val="20"/>
+          <w:szCs w:val="20"/>
+        </w:rPr>
+        <w:t xml:space="preserve"> </w:t>
+      </w:r>
+      <w:r>
+        <w:rPr>
+          <w:sz w:val="20"/>
+          <w:szCs w:val="20"/>
+        </w:rPr>
+        <w:t xml:space="preserve">integrating AWS Bedrock Guardrails and a custom external guardrail service </w:t>
+      </w:r>
+      <w:proofErr w:type="gramStart"/>
+      <w:r>
+        <w:rPr>
+          <w:sz w:val="20"/>
+          <w:szCs w:val="20"/>
+        </w:rPr>
+        <w:t>as</w:t>
+      </w:r>
+      <w:proofErr w:type="gramEnd"/>
+      <w:r>
+        <w:rPr>
+          <w:sz w:val="20"/>
+          <w:szCs w:val="20"/>
+        </w:rPr>
+        <w:t xml:space="preserve"> LangChain LCEL middleware, intercepting unsafe prompts before LLM invocation</w:t>
       </w:r>
     </w:p>
     <w:p>
@@ -635,7 +1024,23 @@
           <w:sz w:val="20"/>
           <w:szCs w:val="20"/>
         </w:rPr>
-        <w:t>IIPS, DAVV Indore - M.Tech, Computer Science</w:t>
+        <w:t xml:space="preserve">IIPS, DAVV Indore - </w:t>
+      </w:r>
+      <w:proofErr w:type="gramStart"/>
+      <w:r>
+        <w:rPr>
+          <w:sz w:val="20"/>
+          <w:szCs w:val="20"/>
+        </w:rPr>
+        <w:t>M.Tech</w:t>
+      </w:r>
+      <w:proofErr w:type="gramEnd"/>
+      <w:r>
+        <w:rPr>
+          <w:sz w:val="20"/>
+          <w:szCs w:val="20"/>
+        </w:rPr>
+        <w:t>, Computer Science</w:t>
       </w:r>
       <w:r>
         <w:rPr>
@@ -688,12 +1093,35 @@
           <w:szCs w:val="20"/>
         </w:rPr>
       </w:pPr>
+      <w:proofErr w:type="gramStart"/>
       <w:r>
         <w:rPr>
           <w:sz w:val="20"/>
           <w:szCs w:val="20"/>
         </w:rPr>
-        <w:t>Received "Pat on the Back" awards (2x) at Solugenix for outstanding performance.</w:t>
+        <w:t>Received</w:t>
+      </w:r>
+      <w:proofErr w:type="gramEnd"/>
+      <w:r>
+        <w:rPr>
+          <w:sz w:val="20"/>
+          <w:szCs w:val="20"/>
+        </w:rPr>
+        <w:t xml:space="preserve"> </w:t>
+      </w:r>
+      <w:r>
+        <w:rPr>
+          <w:sz w:val="20"/>
+          <w:szCs w:val="20"/>
+        </w:rPr>
+        <w:t xml:space="preserve">2 </w:t>
+      </w:r>
+      <w:r>
+        <w:rPr>
+          <w:sz w:val="20"/>
+          <w:szCs w:val="20"/>
+        </w:rPr>
+        <w:t>"Pat on the Back" awards at Solugenix for outstanding performance.</w:t>
       </w:r>
     </w:p>
     <w:sectPr>
@@ -876,6 +1304,900 @@
       </w:pPr>
       <w:rPr>
         <w:rFonts w:ascii="Symbol" w:hAnsi="Symbol" w:hint="default"/>
+      </w:rPr>
+    </w:lvl>
+  </w:abstractNum>
+  <w:abstractNum w:abstractNumId="9" w15:restartNumberingAfterBreak="0">
+    <w:nsid w:val="0DF52A5D"/>
+    <w:multiLevelType w:val="multilevel"/>
+    <w:tmpl w:val="BC2C9F20"/>
+    <w:lvl w:ilvl="0">
+      <w:start w:val="1"/>
+      <w:numFmt w:val="bullet"/>
+      <w:lvlText w:val=""/>
+      <w:lvlJc w:val="left"/>
+      <w:pPr>
+        <w:tabs>
+          <w:tab w:val="num" w:pos="720"/>
+        </w:tabs>
+        <w:ind w:left="720" w:hanging="360"/>
+      </w:pPr>
+      <w:rPr>
+        <w:rFonts w:ascii="Symbol" w:hAnsi="Symbol" w:hint="default"/>
+        <w:sz w:val="20"/>
+      </w:rPr>
+    </w:lvl>
+    <w:lvl w:ilvl="1" w:tentative="1">
+      <w:start w:val="1"/>
+      <w:numFmt w:val="bullet"/>
+      <w:lvlText w:val="o"/>
+      <w:lvlJc w:val="left"/>
+      <w:pPr>
+        <w:tabs>
+          <w:tab w:val="num" w:pos="1440"/>
+        </w:tabs>
+        <w:ind w:left="1440" w:hanging="360"/>
+      </w:pPr>
+      <w:rPr>
+        <w:rFonts w:ascii="Courier New" w:hAnsi="Courier New" w:hint="default"/>
+        <w:sz w:val="20"/>
+      </w:rPr>
+    </w:lvl>
+    <w:lvl w:ilvl="2" w:tentative="1">
+      <w:start w:val="1"/>
+      <w:numFmt w:val="bullet"/>
+      <w:lvlText w:val=""/>
+      <w:lvlJc w:val="left"/>
+      <w:pPr>
+        <w:tabs>
+          <w:tab w:val="num" w:pos="2160"/>
+        </w:tabs>
+        <w:ind w:left="2160" w:hanging="360"/>
+      </w:pPr>
+      <w:rPr>
+        <w:rFonts w:ascii="Wingdings" w:hAnsi="Wingdings" w:hint="default"/>
+        <w:sz w:val="20"/>
+      </w:rPr>
+    </w:lvl>
+    <w:lvl w:ilvl="3" w:tentative="1">
+      <w:start w:val="1"/>
+      <w:numFmt w:val="bullet"/>
+      <w:lvlText w:val=""/>
+      <w:lvlJc w:val="left"/>
+      <w:pPr>
+        <w:tabs>
+          <w:tab w:val="num" w:pos="2880"/>
+        </w:tabs>
+        <w:ind w:left="2880" w:hanging="360"/>
+      </w:pPr>
+      <w:rPr>
+        <w:rFonts w:ascii="Wingdings" w:hAnsi="Wingdings" w:hint="default"/>
+        <w:sz w:val="20"/>
+      </w:rPr>
+    </w:lvl>
+    <w:lvl w:ilvl="4" w:tentative="1">
+      <w:start w:val="1"/>
+      <w:numFmt w:val="bullet"/>
+      <w:lvlText w:val=""/>
+      <w:lvlJc w:val="left"/>
+      <w:pPr>
+        <w:tabs>
+          <w:tab w:val="num" w:pos="3600"/>
+        </w:tabs>
+        <w:ind w:left="3600" w:hanging="360"/>
+      </w:pPr>
+      <w:rPr>
+        <w:rFonts w:ascii="Wingdings" w:hAnsi="Wingdings" w:hint="default"/>
+        <w:sz w:val="20"/>
+      </w:rPr>
+    </w:lvl>
+    <w:lvl w:ilvl="5" w:tentative="1">
+      <w:start w:val="1"/>
+      <w:numFmt w:val="bullet"/>
+      <w:lvlText w:val=""/>
+      <w:lvlJc w:val="left"/>
+      <w:pPr>
+        <w:tabs>
+          <w:tab w:val="num" w:pos="4320"/>
+        </w:tabs>
+        <w:ind w:left="4320" w:hanging="360"/>
+      </w:pPr>
+      <w:rPr>
+        <w:rFonts w:ascii="Wingdings" w:hAnsi="Wingdings" w:hint="default"/>
+        <w:sz w:val="20"/>
+      </w:rPr>
+    </w:lvl>
+    <w:lvl w:ilvl="6" w:tentative="1">
+      <w:start w:val="1"/>
+      <w:numFmt w:val="bullet"/>
+      <w:lvlText w:val=""/>
+      <w:lvlJc w:val="left"/>
+      <w:pPr>
+        <w:tabs>
+          <w:tab w:val="num" w:pos="5040"/>
+        </w:tabs>
+        <w:ind w:left="5040" w:hanging="360"/>
+      </w:pPr>
+      <w:rPr>
+        <w:rFonts w:ascii="Wingdings" w:hAnsi="Wingdings" w:hint="default"/>
+        <w:sz w:val="20"/>
+      </w:rPr>
+    </w:lvl>
+    <w:lvl w:ilvl="7" w:tentative="1">
+      <w:start w:val="1"/>
+      <w:numFmt w:val="bullet"/>
+      <w:lvlText w:val=""/>
+      <w:lvlJc w:val="left"/>
+      <w:pPr>
+        <w:tabs>
+          <w:tab w:val="num" w:pos="5760"/>
+        </w:tabs>
+        <w:ind w:left="5760" w:hanging="360"/>
+      </w:pPr>
+      <w:rPr>
+        <w:rFonts w:ascii="Wingdings" w:hAnsi="Wingdings" w:hint="default"/>
+        <w:sz w:val="20"/>
+      </w:rPr>
+    </w:lvl>
+    <w:lvl w:ilvl="8" w:tentative="1">
+      <w:start w:val="1"/>
+      <w:numFmt w:val="bullet"/>
+      <w:lvlText w:val=""/>
+      <w:lvlJc w:val="left"/>
+      <w:pPr>
+        <w:tabs>
+          <w:tab w:val="num" w:pos="6480"/>
+        </w:tabs>
+        <w:ind w:left="6480" w:hanging="360"/>
+      </w:pPr>
+      <w:rPr>
+        <w:rFonts w:ascii="Wingdings" w:hAnsi="Wingdings" w:hint="default"/>
+        <w:sz w:val="20"/>
+      </w:rPr>
+    </w:lvl>
+  </w:abstractNum>
+  <w:abstractNum w:abstractNumId="10" w15:restartNumberingAfterBreak="0">
+    <w:nsid w:val="2FE1764E"/>
+    <w:multiLevelType w:val="multilevel"/>
+    <w:tmpl w:val="C3261182"/>
+    <w:lvl w:ilvl="0">
+      <w:start w:val="1"/>
+      <w:numFmt w:val="bullet"/>
+      <w:lvlText w:val=""/>
+      <w:lvlJc w:val="left"/>
+      <w:pPr>
+        <w:tabs>
+          <w:tab w:val="num" w:pos="720"/>
+        </w:tabs>
+        <w:ind w:left="720" w:hanging="360"/>
+      </w:pPr>
+      <w:rPr>
+        <w:rFonts w:ascii="Symbol" w:hAnsi="Symbol" w:hint="default"/>
+        <w:sz w:val="20"/>
+      </w:rPr>
+    </w:lvl>
+    <w:lvl w:ilvl="1" w:tentative="1">
+      <w:start w:val="1"/>
+      <w:numFmt w:val="bullet"/>
+      <w:lvlText w:val="o"/>
+      <w:lvlJc w:val="left"/>
+      <w:pPr>
+        <w:tabs>
+          <w:tab w:val="num" w:pos="1440"/>
+        </w:tabs>
+        <w:ind w:left="1440" w:hanging="360"/>
+      </w:pPr>
+      <w:rPr>
+        <w:rFonts w:ascii="Courier New" w:hAnsi="Courier New" w:hint="default"/>
+        <w:sz w:val="20"/>
+      </w:rPr>
+    </w:lvl>
+    <w:lvl w:ilvl="2" w:tentative="1">
+      <w:start w:val="1"/>
+      <w:numFmt w:val="bullet"/>
+      <w:lvlText w:val=""/>
+      <w:lvlJc w:val="left"/>
+      <w:pPr>
+        <w:tabs>
+          <w:tab w:val="num" w:pos="2160"/>
+        </w:tabs>
+        <w:ind w:left="2160" w:hanging="360"/>
+      </w:pPr>
+      <w:rPr>
+        <w:rFonts w:ascii="Wingdings" w:hAnsi="Wingdings" w:hint="default"/>
+        <w:sz w:val="20"/>
+      </w:rPr>
+    </w:lvl>
+    <w:lvl w:ilvl="3" w:tentative="1">
+      <w:start w:val="1"/>
+      <w:numFmt w:val="bullet"/>
+      <w:lvlText w:val=""/>
+      <w:lvlJc w:val="left"/>
+      <w:pPr>
+        <w:tabs>
+          <w:tab w:val="num" w:pos="2880"/>
+        </w:tabs>
+        <w:ind w:left="2880" w:hanging="360"/>
+      </w:pPr>
+      <w:rPr>
+        <w:rFonts w:ascii="Wingdings" w:hAnsi="Wingdings" w:hint="default"/>
+        <w:sz w:val="20"/>
+      </w:rPr>
+    </w:lvl>
+    <w:lvl w:ilvl="4" w:tentative="1">
+      <w:start w:val="1"/>
+      <w:numFmt w:val="bullet"/>
+      <w:lvlText w:val=""/>
+      <w:lvlJc w:val="left"/>
+      <w:pPr>
+        <w:tabs>
+          <w:tab w:val="num" w:pos="3600"/>
+        </w:tabs>
+        <w:ind w:left="3600" w:hanging="360"/>
+      </w:pPr>
+      <w:rPr>
+        <w:rFonts w:ascii="Wingdings" w:hAnsi="Wingdings" w:hint="default"/>
+        <w:sz w:val="20"/>
+      </w:rPr>
+    </w:lvl>
+    <w:lvl w:ilvl="5" w:tentative="1">
+      <w:start w:val="1"/>
+      <w:numFmt w:val="bullet"/>
+      <w:lvlText w:val=""/>
+      <w:lvlJc w:val="left"/>
+      <w:pPr>
+        <w:tabs>
+          <w:tab w:val="num" w:pos="4320"/>
+        </w:tabs>
+        <w:ind w:left="4320" w:hanging="360"/>
+      </w:pPr>
+      <w:rPr>
+        <w:rFonts w:ascii="Wingdings" w:hAnsi="Wingdings" w:hint="default"/>
+        <w:sz w:val="20"/>
+      </w:rPr>
+    </w:lvl>
+    <w:lvl w:ilvl="6" w:tentative="1">
+      <w:start w:val="1"/>
+      <w:numFmt w:val="bullet"/>
+      <w:lvlText w:val=""/>
+      <w:lvlJc w:val="left"/>
+      <w:pPr>
+        <w:tabs>
+          <w:tab w:val="num" w:pos="5040"/>
+        </w:tabs>
+        <w:ind w:left="5040" w:hanging="360"/>
+      </w:pPr>
+      <w:rPr>
+        <w:rFonts w:ascii="Wingdings" w:hAnsi="Wingdings" w:hint="default"/>
+        <w:sz w:val="20"/>
+      </w:rPr>
+    </w:lvl>
+    <w:lvl w:ilvl="7" w:tentative="1">
+      <w:start w:val="1"/>
+      <w:numFmt w:val="bullet"/>
+      <w:lvlText w:val=""/>
+      <w:lvlJc w:val="left"/>
+      <w:pPr>
+        <w:tabs>
+          <w:tab w:val="num" w:pos="5760"/>
+        </w:tabs>
+        <w:ind w:left="5760" w:hanging="360"/>
+      </w:pPr>
+      <w:rPr>
+        <w:rFonts w:ascii="Wingdings" w:hAnsi="Wingdings" w:hint="default"/>
+        <w:sz w:val="20"/>
+      </w:rPr>
+    </w:lvl>
+    <w:lvl w:ilvl="8" w:tentative="1">
+      <w:start w:val="1"/>
+      <w:numFmt w:val="bullet"/>
+      <w:lvlText w:val=""/>
+      <w:lvlJc w:val="left"/>
+      <w:pPr>
+        <w:tabs>
+          <w:tab w:val="num" w:pos="6480"/>
+        </w:tabs>
+        <w:ind w:left="6480" w:hanging="360"/>
+      </w:pPr>
+      <w:rPr>
+        <w:rFonts w:ascii="Wingdings" w:hAnsi="Wingdings" w:hint="default"/>
+        <w:sz w:val="20"/>
+      </w:rPr>
+    </w:lvl>
+  </w:abstractNum>
+  <w:abstractNum w:abstractNumId="11" w15:restartNumberingAfterBreak="0">
+    <w:nsid w:val="328307E4"/>
+    <w:multiLevelType w:val="multilevel"/>
+    <w:tmpl w:val="B6CE738C"/>
+    <w:lvl w:ilvl="0">
+      <w:start w:val="1"/>
+      <w:numFmt w:val="bullet"/>
+      <w:lvlText w:val=""/>
+      <w:lvlJc w:val="left"/>
+      <w:pPr>
+        <w:tabs>
+          <w:tab w:val="num" w:pos="720"/>
+        </w:tabs>
+        <w:ind w:left="720" w:hanging="360"/>
+      </w:pPr>
+      <w:rPr>
+        <w:rFonts w:ascii="Symbol" w:hAnsi="Symbol" w:hint="default"/>
+        <w:sz w:val="20"/>
+      </w:rPr>
+    </w:lvl>
+    <w:lvl w:ilvl="1" w:tentative="1">
+      <w:start w:val="1"/>
+      <w:numFmt w:val="bullet"/>
+      <w:lvlText w:val="o"/>
+      <w:lvlJc w:val="left"/>
+      <w:pPr>
+        <w:tabs>
+          <w:tab w:val="num" w:pos="1440"/>
+        </w:tabs>
+        <w:ind w:left="1440" w:hanging="360"/>
+      </w:pPr>
+      <w:rPr>
+        <w:rFonts w:ascii="Courier New" w:hAnsi="Courier New" w:hint="default"/>
+        <w:sz w:val="20"/>
+      </w:rPr>
+    </w:lvl>
+    <w:lvl w:ilvl="2" w:tentative="1">
+      <w:start w:val="1"/>
+      <w:numFmt w:val="bullet"/>
+      <w:lvlText w:val=""/>
+      <w:lvlJc w:val="left"/>
+      <w:pPr>
+        <w:tabs>
+          <w:tab w:val="num" w:pos="2160"/>
+        </w:tabs>
+        <w:ind w:left="2160" w:hanging="360"/>
+      </w:pPr>
+      <w:rPr>
+        <w:rFonts w:ascii="Wingdings" w:hAnsi="Wingdings" w:hint="default"/>
+        <w:sz w:val="20"/>
+      </w:rPr>
+    </w:lvl>
+    <w:lvl w:ilvl="3" w:tentative="1">
+      <w:start w:val="1"/>
+      <w:numFmt w:val="bullet"/>
+      <w:lvlText w:val=""/>
+      <w:lvlJc w:val="left"/>
+      <w:pPr>
+        <w:tabs>
+          <w:tab w:val="num" w:pos="2880"/>
+        </w:tabs>
+        <w:ind w:left="2880" w:hanging="360"/>
+      </w:pPr>
+      <w:rPr>
+        <w:rFonts w:ascii="Wingdings" w:hAnsi="Wingdings" w:hint="default"/>
+        <w:sz w:val="20"/>
+      </w:rPr>
+    </w:lvl>
+    <w:lvl w:ilvl="4" w:tentative="1">
+      <w:start w:val="1"/>
+      <w:numFmt w:val="bullet"/>
+      <w:lvlText w:val=""/>
+      <w:lvlJc w:val="left"/>
+      <w:pPr>
+        <w:tabs>
+          <w:tab w:val="num" w:pos="3600"/>
+        </w:tabs>
+        <w:ind w:left="3600" w:hanging="360"/>
+      </w:pPr>
+      <w:rPr>
+        <w:rFonts w:ascii="Wingdings" w:hAnsi="Wingdings" w:hint="default"/>
+        <w:sz w:val="20"/>
+      </w:rPr>
+    </w:lvl>
+    <w:lvl w:ilvl="5" w:tentative="1">
+      <w:start w:val="1"/>
+      <w:numFmt w:val="bullet"/>
+      <w:lvlText w:val=""/>
+      <w:lvlJc w:val="left"/>
+      <w:pPr>
+        <w:tabs>
+          <w:tab w:val="num" w:pos="4320"/>
+        </w:tabs>
+        <w:ind w:left="4320" w:hanging="360"/>
+      </w:pPr>
+      <w:rPr>
+        <w:rFonts w:ascii="Wingdings" w:hAnsi="Wingdings" w:hint="default"/>
+        <w:sz w:val="20"/>
+      </w:rPr>
+    </w:lvl>
+    <w:lvl w:ilvl="6" w:tentative="1">
+      <w:start w:val="1"/>
+      <w:numFmt w:val="bullet"/>
+      <w:lvlText w:val=""/>
+      <w:lvlJc w:val="left"/>
+      <w:pPr>
+        <w:tabs>
+          <w:tab w:val="num" w:pos="5040"/>
+        </w:tabs>
+        <w:ind w:left="5040" w:hanging="360"/>
+      </w:pPr>
+      <w:rPr>
+        <w:rFonts w:ascii="Wingdings" w:hAnsi="Wingdings" w:hint="default"/>
+        <w:sz w:val="20"/>
+      </w:rPr>
+    </w:lvl>
+    <w:lvl w:ilvl="7" w:tentative="1">
+      <w:start w:val="1"/>
+      <w:numFmt w:val="bullet"/>
+      <w:lvlText w:val=""/>
+      <w:lvlJc w:val="left"/>
+      <w:pPr>
+        <w:tabs>
+          <w:tab w:val="num" w:pos="5760"/>
+        </w:tabs>
+        <w:ind w:left="5760" w:hanging="360"/>
+      </w:pPr>
+      <w:rPr>
+        <w:rFonts w:ascii="Wingdings" w:hAnsi="Wingdings" w:hint="default"/>
+        <w:sz w:val="20"/>
+      </w:rPr>
+    </w:lvl>
+    <w:lvl w:ilvl="8" w:tentative="1">
+      <w:start w:val="1"/>
+      <w:numFmt w:val="bullet"/>
+      <w:lvlText w:val=""/>
+      <w:lvlJc w:val="left"/>
+      <w:pPr>
+        <w:tabs>
+          <w:tab w:val="num" w:pos="6480"/>
+        </w:tabs>
+        <w:ind w:left="6480" w:hanging="360"/>
+      </w:pPr>
+      <w:rPr>
+        <w:rFonts w:ascii="Wingdings" w:hAnsi="Wingdings" w:hint="default"/>
+        <w:sz w:val="20"/>
+      </w:rPr>
+    </w:lvl>
+  </w:abstractNum>
+  <w:abstractNum w:abstractNumId="12" w15:restartNumberingAfterBreak="0">
+    <w:nsid w:val="402C0E3D"/>
+    <w:multiLevelType w:val="multilevel"/>
+    <w:tmpl w:val="D828EFF4"/>
+    <w:lvl w:ilvl="0">
+      <w:start w:val="1"/>
+      <w:numFmt w:val="bullet"/>
+      <w:lvlText w:val=""/>
+      <w:lvlJc w:val="left"/>
+      <w:pPr>
+        <w:tabs>
+          <w:tab w:val="num" w:pos="720"/>
+        </w:tabs>
+        <w:ind w:left="720" w:hanging="360"/>
+      </w:pPr>
+      <w:rPr>
+        <w:rFonts w:ascii="Symbol" w:hAnsi="Symbol" w:hint="default"/>
+        <w:sz w:val="20"/>
+      </w:rPr>
+    </w:lvl>
+    <w:lvl w:ilvl="1" w:tentative="1">
+      <w:start w:val="1"/>
+      <w:numFmt w:val="bullet"/>
+      <w:lvlText w:val="o"/>
+      <w:lvlJc w:val="left"/>
+      <w:pPr>
+        <w:tabs>
+          <w:tab w:val="num" w:pos="1440"/>
+        </w:tabs>
+        <w:ind w:left="1440" w:hanging="360"/>
+      </w:pPr>
+      <w:rPr>
+        <w:rFonts w:ascii="Courier New" w:hAnsi="Courier New" w:hint="default"/>
+        <w:sz w:val="20"/>
+      </w:rPr>
+    </w:lvl>
+    <w:lvl w:ilvl="2" w:tentative="1">
+      <w:start w:val="1"/>
+      <w:numFmt w:val="bullet"/>
+      <w:lvlText w:val=""/>
+      <w:lvlJc w:val="left"/>
+      <w:pPr>
+        <w:tabs>
+          <w:tab w:val="num" w:pos="2160"/>
+        </w:tabs>
+        <w:ind w:left="2160" w:hanging="360"/>
+      </w:pPr>
+      <w:rPr>
+        <w:rFonts w:ascii="Wingdings" w:hAnsi="Wingdings" w:hint="default"/>
+        <w:sz w:val="20"/>
+      </w:rPr>
+    </w:lvl>
+    <w:lvl w:ilvl="3" w:tentative="1">
+      <w:start w:val="1"/>
+      <w:numFmt w:val="bullet"/>
+      <w:lvlText w:val=""/>
+      <w:lvlJc w:val="left"/>
+      <w:pPr>
+        <w:tabs>
+          <w:tab w:val="num" w:pos="2880"/>
+        </w:tabs>
+        <w:ind w:left="2880" w:hanging="360"/>
+      </w:pPr>
+      <w:rPr>
+        <w:rFonts w:ascii="Wingdings" w:hAnsi="Wingdings" w:hint="default"/>
+        <w:sz w:val="20"/>
+      </w:rPr>
+    </w:lvl>
+    <w:lvl w:ilvl="4" w:tentative="1">
+      <w:start w:val="1"/>
+      <w:numFmt w:val="bullet"/>
+      <w:lvlText w:val=""/>
+      <w:lvlJc w:val="left"/>
+      <w:pPr>
+        <w:tabs>
+          <w:tab w:val="num" w:pos="3600"/>
+        </w:tabs>
+        <w:ind w:left="3600" w:hanging="360"/>
+      </w:pPr>
+      <w:rPr>
+        <w:rFonts w:ascii="Wingdings" w:hAnsi="Wingdings" w:hint="default"/>
+        <w:sz w:val="20"/>
+      </w:rPr>
+    </w:lvl>
+    <w:lvl w:ilvl="5" w:tentative="1">
+      <w:start w:val="1"/>
+      <w:numFmt w:val="bullet"/>
+      <w:lvlText w:val=""/>
+      <w:lvlJc w:val="left"/>
+      <w:pPr>
+        <w:tabs>
+          <w:tab w:val="num" w:pos="4320"/>
+        </w:tabs>
+        <w:ind w:left="4320" w:hanging="360"/>
+      </w:pPr>
+      <w:rPr>
+        <w:rFonts w:ascii="Wingdings" w:hAnsi="Wingdings" w:hint="default"/>
+        <w:sz w:val="20"/>
+      </w:rPr>
+    </w:lvl>
+    <w:lvl w:ilvl="6" w:tentative="1">
+      <w:start w:val="1"/>
+      <w:numFmt w:val="bullet"/>
+      <w:lvlText w:val=""/>
+      <w:lvlJc w:val="left"/>
+      <w:pPr>
+        <w:tabs>
+          <w:tab w:val="num" w:pos="5040"/>
+        </w:tabs>
+        <w:ind w:left="5040" w:hanging="360"/>
+      </w:pPr>
+      <w:rPr>
+        <w:rFonts w:ascii="Wingdings" w:hAnsi="Wingdings" w:hint="default"/>
+        <w:sz w:val="20"/>
+      </w:rPr>
+    </w:lvl>
+    <w:lvl w:ilvl="7" w:tentative="1">
+      <w:start w:val="1"/>
+      <w:numFmt w:val="bullet"/>
+      <w:lvlText w:val=""/>
+      <w:lvlJc w:val="left"/>
+      <w:pPr>
+        <w:tabs>
+          <w:tab w:val="num" w:pos="5760"/>
+        </w:tabs>
+        <w:ind w:left="5760" w:hanging="360"/>
+      </w:pPr>
+      <w:rPr>
+        <w:rFonts w:ascii="Wingdings" w:hAnsi="Wingdings" w:hint="default"/>
+        <w:sz w:val="20"/>
+      </w:rPr>
+    </w:lvl>
+    <w:lvl w:ilvl="8" w:tentative="1">
+      <w:start w:val="1"/>
+      <w:numFmt w:val="bullet"/>
+      <w:lvlText w:val=""/>
+      <w:lvlJc w:val="left"/>
+      <w:pPr>
+        <w:tabs>
+          <w:tab w:val="num" w:pos="6480"/>
+        </w:tabs>
+        <w:ind w:left="6480" w:hanging="360"/>
+      </w:pPr>
+      <w:rPr>
+        <w:rFonts w:ascii="Wingdings" w:hAnsi="Wingdings" w:hint="default"/>
+        <w:sz w:val="20"/>
+      </w:rPr>
+    </w:lvl>
+  </w:abstractNum>
+  <w:abstractNum w:abstractNumId="13" w15:restartNumberingAfterBreak="0">
+    <w:nsid w:val="4F176B30"/>
+    <w:multiLevelType w:val="multilevel"/>
+    <w:tmpl w:val="B4E6603C"/>
+    <w:lvl w:ilvl="0">
+      <w:start w:val="1"/>
+      <w:numFmt w:val="bullet"/>
+      <w:lvlText w:val=""/>
+      <w:lvlJc w:val="left"/>
+      <w:pPr>
+        <w:tabs>
+          <w:tab w:val="num" w:pos="720"/>
+        </w:tabs>
+        <w:ind w:left="720" w:hanging="360"/>
+      </w:pPr>
+      <w:rPr>
+        <w:rFonts w:ascii="Symbol" w:hAnsi="Symbol" w:hint="default"/>
+        <w:sz w:val="20"/>
+      </w:rPr>
+    </w:lvl>
+    <w:lvl w:ilvl="1" w:tentative="1">
+      <w:start w:val="1"/>
+      <w:numFmt w:val="bullet"/>
+      <w:lvlText w:val="o"/>
+      <w:lvlJc w:val="left"/>
+      <w:pPr>
+        <w:tabs>
+          <w:tab w:val="num" w:pos="1440"/>
+        </w:tabs>
+        <w:ind w:left="1440" w:hanging="360"/>
+      </w:pPr>
+      <w:rPr>
+        <w:rFonts w:ascii="Courier New" w:hAnsi="Courier New" w:hint="default"/>
+        <w:sz w:val="20"/>
+      </w:rPr>
+    </w:lvl>
+    <w:lvl w:ilvl="2" w:tentative="1">
+      <w:start w:val="1"/>
+      <w:numFmt w:val="bullet"/>
+      <w:lvlText w:val=""/>
+      <w:lvlJc w:val="left"/>
+      <w:pPr>
+        <w:tabs>
+          <w:tab w:val="num" w:pos="2160"/>
+        </w:tabs>
+        <w:ind w:left="2160" w:hanging="360"/>
+      </w:pPr>
+      <w:rPr>
+        <w:rFonts w:ascii="Wingdings" w:hAnsi="Wingdings" w:hint="default"/>
+        <w:sz w:val="20"/>
+      </w:rPr>
+    </w:lvl>
+    <w:lvl w:ilvl="3" w:tentative="1">
+      <w:start w:val="1"/>
+      <w:numFmt w:val="bullet"/>
+      <w:lvlText w:val=""/>
+      <w:lvlJc w:val="left"/>
+      <w:pPr>
+        <w:tabs>
+          <w:tab w:val="num" w:pos="2880"/>
+        </w:tabs>
+        <w:ind w:left="2880" w:hanging="360"/>
+      </w:pPr>
+      <w:rPr>
+        <w:rFonts w:ascii="Wingdings" w:hAnsi="Wingdings" w:hint="default"/>
+        <w:sz w:val="20"/>
+      </w:rPr>
+    </w:lvl>
+    <w:lvl w:ilvl="4" w:tentative="1">
+      <w:start w:val="1"/>
+      <w:numFmt w:val="bullet"/>
+      <w:lvlText w:val=""/>
+      <w:lvlJc w:val="left"/>
+      <w:pPr>
+        <w:tabs>
+          <w:tab w:val="num" w:pos="3600"/>
+        </w:tabs>
+        <w:ind w:left="3600" w:hanging="360"/>
+      </w:pPr>
+      <w:rPr>
+        <w:rFonts w:ascii="Wingdings" w:hAnsi="Wingdings" w:hint="default"/>
+        <w:sz w:val="20"/>
+      </w:rPr>
+    </w:lvl>
+    <w:lvl w:ilvl="5" w:tentative="1">
+      <w:start w:val="1"/>
+      <w:numFmt w:val="bullet"/>
+      <w:lvlText w:val=""/>
+      <w:lvlJc w:val="left"/>
+      <w:pPr>
+        <w:tabs>
+          <w:tab w:val="num" w:pos="4320"/>
+        </w:tabs>
+        <w:ind w:left="4320" w:hanging="360"/>
+      </w:pPr>
+      <w:rPr>
+        <w:rFonts w:ascii="Wingdings" w:hAnsi="Wingdings" w:hint="default"/>
+        <w:sz w:val="20"/>
+      </w:rPr>
+    </w:lvl>
+    <w:lvl w:ilvl="6" w:tentative="1">
+      <w:start w:val="1"/>
+      <w:numFmt w:val="bullet"/>
+      <w:lvlText w:val=""/>
+      <w:lvlJc w:val="left"/>
+      <w:pPr>
+        <w:tabs>
+          <w:tab w:val="num" w:pos="5040"/>
+        </w:tabs>
+        <w:ind w:left="5040" w:hanging="360"/>
+      </w:pPr>
+      <w:rPr>
+        <w:rFonts w:ascii="Wingdings" w:hAnsi="Wingdings" w:hint="default"/>
+        <w:sz w:val="20"/>
+      </w:rPr>
+    </w:lvl>
+    <w:lvl w:ilvl="7" w:tentative="1">
+      <w:start w:val="1"/>
+      <w:numFmt w:val="bullet"/>
+      <w:lvlText w:val=""/>
+      <w:lvlJc w:val="left"/>
+      <w:pPr>
+        <w:tabs>
+          <w:tab w:val="num" w:pos="5760"/>
+        </w:tabs>
+        <w:ind w:left="5760" w:hanging="360"/>
+      </w:pPr>
+      <w:rPr>
+        <w:rFonts w:ascii="Wingdings" w:hAnsi="Wingdings" w:hint="default"/>
+        <w:sz w:val="20"/>
+      </w:rPr>
+    </w:lvl>
+    <w:lvl w:ilvl="8" w:tentative="1">
+      <w:start w:val="1"/>
+      <w:numFmt w:val="bullet"/>
+      <w:lvlText w:val=""/>
+      <w:lvlJc w:val="left"/>
+      <w:pPr>
+        <w:tabs>
+          <w:tab w:val="num" w:pos="6480"/>
+        </w:tabs>
+        <w:ind w:left="6480" w:hanging="360"/>
+      </w:pPr>
+      <w:rPr>
+        <w:rFonts w:ascii="Wingdings" w:hAnsi="Wingdings" w:hint="default"/>
+        <w:sz w:val="20"/>
+      </w:rPr>
+    </w:lvl>
+  </w:abstractNum>
+  <w:abstractNum w:abstractNumId="14" w15:restartNumberingAfterBreak="0">
+    <w:nsid w:val="75702C9F"/>
+    <w:multiLevelType w:val="multilevel"/>
+    <w:tmpl w:val="0CCC65E4"/>
+    <w:lvl w:ilvl="0">
+      <w:start w:val="1"/>
+      <w:numFmt w:val="bullet"/>
+      <w:lvlText w:val=""/>
+      <w:lvlJc w:val="left"/>
+      <w:pPr>
+        <w:tabs>
+          <w:tab w:val="num" w:pos="720"/>
+        </w:tabs>
+        <w:ind w:left="720" w:hanging="360"/>
+      </w:pPr>
+      <w:rPr>
+        <w:rFonts w:ascii="Symbol" w:hAnsi="Symbol" w:hint="default"/>
+        <w:sz w:val="20"/>
+      </w:rPr>
+    </w:lvl>
+    <w:lvl w:ilvl="1" w:tentative="1">
+      <w:start w:val="1"/>
+      <w:numFmt w:val="bullet"/>
+      <w:lvlText w:val="o"/>
+      <w:lvlJc w:val="left"/>
+      <w:pPr>
+        <w:tabs>
+          <w:tab w:val="num" w:pos="1440"/>
+        </w:tabs>
+        <w:ind w:left="1440" w:hanging="360"/>
+      </w:pPr>
+      <w:rPr>
+        <w:rFonts w:ascii="Courier New" w:hAnsi="Courier New" w:hint="default"/>
+        <w:sz w:val="20"/>
+      </w:rPr>
+    </w:lvl>
+    <w:lvl w:ilvl="2" w:tentative="1">
+      <w:start w:val="1"/>
+      <w:numFmt w:val="bullet"/>
+      <w:lvlText w:val=""/>
+      <w:lvlJc w:val="left"/>
+      <w:pPr>
+        <w:tabs>
+          <w:tab w:val="num" w:pos="2160"/>
+        </w:tabs>
+        <w:ind w:left="2160" w:hanging="360"/>
+      </w:pPr>
+      <w:rPr>
+        <w:rFonts w:ascii="Wingdings" w:hAnsi="Wingdings" w:hint="default"/>
+        <w:sz w:val="20"/>
+      </w:rPr>
+    </w:lvl>
+    <w:lvl w:ilvl="3" w:tentative="1">
+      <w:start w:val="1"/>
+      <w:numFmt w:val="bullet"/>
+      <w:lvlText w:val=""/>
+      <w:lvlJc w:val="left"/>
+      <w:pPr>
+        <w:tabs>
+          <w:tab w:val="num" w:pos="2880"/>
+        </w:tabs>
+        <w:ind w:left="2880" w:hanging="360"/>
+      </w:pPr>
+      <w:rPr>
+        <w:rFonts w:ascii="Wingdings" w:hAnsi="Wingdings" w:hint="default"/>
+        <w:sz w:val="20"/>
+      </w:rPr>
+    </w:lvl>
+    <w:lvl w:ilvl="4" w:tentative="1">
+      <w:start w:val="1"/>
+      <w:numFmt w:val="bullet"/>
+      <w:lvlText w:val=""/>
+      <w:lvlJc w:val="left"/>
+      <w:pPr>
+        <w:tabs>
+          <w:tab w:val="num" w:pos="3600"/>
+        </w:tabs>
+        <w:ind w:left="3600" w:hanging="360"/>
+      </w:pPr>
+      <w:rPr>
+        <w:rFonts w:ascii="Wingdings" w:hAnsi="Wingdings" w:hint="default"/>
+        <w:sz w:val="20"/>
+      </w:rPr>
+    </w:lvl>
+    <w:lvl w:ilvl="5" w:tentative="1">
+      <w:start w:val="1"/>
+      <w:numFmt w:val="bullet"/>
+      <w:lvlText w:val=""/>
+      <w:lvlJc w:val="left"/>
+      <w:pPr>
+        <w:tabs>
+          <w:tab w:val="num" w:pos="4320"/>
+        </w:tabs>
+        <w:ind w:left="4320" w:hanging="360"/>
+      </w:pPr>
+      <w:rPr>
+        <w:rFonts w:ascii="Wingdings" w:hAnsi="Wingdings" w:hint="default"/>
+        <w:sz w:val="20"/>
+      </w:rPr>
+    </w:lvl>
+    <w:lvl w:ilvl="6" w:tentative="1">
+      <w:start w:val="1"/>
+      <w:numFmt w:val="bullet"/>
+      <w:lvlText w:val=""/>
+      <w:lvlJc w:val="left"/>
+      <w:pPr>
+        <w:tabs>
+          <w:tab w:val="num" w:pos="5040"/>
+        </w:tabs>
+        <w:ind w:left="5040" w:hanging="360"/>
+      </w:pPr>
+      <w:rPr>
+        <w:rFonts w:ascii="Wingdings" w:hAnsi="Wingdings" w:hint="default"/>
+        <w:sz w:val="20"/>
+      </w:rPr>
+    </w:lvl>
+    <w:lvl w:ilvl="7" w:tentative="1">
+      <w:start w:val="1"/>
+      <w:numFmt w:val="bullet"/>
+      <w:lvlText w:val=""/>
+      <w:lvlJc w:val="left"/>
+      <w:pPr>
+        <w:tabs>
+          <w:tab w:val="num" w:pos="5760"/>
+        </w:tabs>
+        <w:ind w:left="5760" w:hanging="360"/>
+      </w:pPr>
+      <w:rPr>
+        <w:rFonts w:ascii="Wingdings" w:hAnsi="Wingdings" w:hint="default"/>
+        <w:sz w:val="20"/>
+      </w:rPr>
+    </w:lvl>
+    <w:lvl w:ilvl="8" w:tentative="1">
+      <w:start w:val="1"/>
+      <w:numFmt w:val="bullet"/>
+      <w:lvlText w:val=""/>
+      <w:lvlJc w:val="left"/>
+      <w:pPr>
+        <w:tabs>
+          <w:tab w:val="num" w:pos="6480"/>
+        </w:tabs>
+        <w:ind w:left="6480" w:hanging="360"/>
+      </w:pPr>
+      <w:rPr>
+        <w:rFonts w:ascii="Wingdings" w:hAnsi="Wingdings" w:hint="default"/>
+        <w:sz w:val="20"/>
       </w:rPr>
     </w:lvl>
   </w:abstractNum>
@@ -905,6 +2227,24 @@
   </w:num>
   <w:num w:numId="9" w16cid:durableId="1575972539">
     <w:abstractNumId w:val="0"/>
+  </w:num>
+  <w:num w:numId="10" w16cid:durableId="465465251">
+    <w:abstractNumId w:val="11"/>
+  </w:num>
+  <w:num w:numId="11" w16cid:durableId="146168069">
+    <w:abstractNumId w:val="9"/>
+  </w:num>
+  <w:num w:numId="12" w16cid:durableId="604384602">
+    <w:abstractNumId w:val="13"/>
+  </w:num>
+  <w:num w:numId="13" w16cid:durableId="25059894">
+    <w:abstractNumId w:val="12"/>
+  </w:num>
+  <w:num w:numId="14" w16cid:durableId="733701533">
+    <w:abstractNumId w:val="14"/>
+  </w:num>
+  <w:num w:numId="15" w16cid:durableId="1970280896">
+    <w:abstractNumId w:val="10"/>
   </w:num>
 </w:numbering>
 </file>
@@ -1512,7 +2852,6 @@
   <w:style w:type="character" w:default="1" w:styleId="DefaultParagraphFont">
     <w:name w:val="Default Paragraph Font"/>
     <w:uiPriority w:val="1"/>
-    <w:semiHidden/>
     <w:unhideWhenUsed/>
   </w:style>
   <w:style w:type="table" w:default="1" w:styleId="TableNormal">
@@ -12288,6 +13627,23 @@
         <w:shd w:val="clear" w:color="auto" w:fill="FBCAA2" w:themeFill="accent6" w:themeFillTint="7F"/>
       </w:tcPr>
     </w:tblStylePr>
+  </w:style>
+  <w:style w:type="paragraph" w:styleId="NormalWeb">
+    <w:name w:val="Normal (Web)"/>
+    <w:basedOn w:val="Normal"/>
+    <w:uiPriority w:val="99"/>
+    <w:semiHidden/>
+    <w:unhideWhenUsed/>
+    <w:rsid w:val="00D94F67"/>
+    <w:pPr>
+      <w:spacing w:before="100" w:beforeAutospacing="1" w:after="100" w:afterAutospacing="1" w:line="240" w:lineRule="auto"/>
+    </w:pPr>
+    <w:rPr>
+      <w:rFonts w:ascii="Times New Roman" w:eastAsia="Times New Roman" w:hAnsi="Times New Roman" w:cs="Times New Roman"/>
+      <w:sz w:val="24"/>
+      <w:szCs w:val="24"/>
+      <w:lang w:val="en-IN" w:eastAsia="en-IN"/>
+    </w:rPr>
   </w:style>
 </w:styles>
 </file>
